--- a/docs/reports/submission_202444085_김철중/5_final_report_draft.docx
+++ b/docs/reports/submission_202444085_김철중/5_final_report_draft.docx
@@ -91,7 +91,7 @@
         <w:t xml:space="preserve">소속</w:t>
       </w:r>
       <w:r>
-        <w:t xml:space="preserve">: 인덕대학교</w:t>
+        <w:t xml:space="preserve">: 인하공업전문대학</w:t>
       </w:r>
       <w:r>
         <w:t xml:space="preserve"> </w:t>
